--- a/orbit_report.docx
+++ b/orbit_report.docx
@@ -215,6 +215,9 @@
               <w:spacing w:after="40"/>
             </w:pPr>
             <w:r>
+              <w:t>Development,</w:t>
+            </w:r>
+            <w:r>
               <w:t>testing, documentation</w:t>
             </w:r>
           </w:p>
@@ -234,153 +237,54 @@
         <w:t>The application uses a simple directed social graph stored in Neo4j.</w:t>
       </w:r>
     </w:p>
-    <w:tbl>
-      <w:tblPr>
-        <w:tblStyle w:val="TableGrid"/>
-        <w:tblW w:w="0" w:type="auto"/>
-        <w:tblLook w:val="04A0" w:firstRow="1" w:lastRow="0" w:firstColumn="1" w:lastColumn="0" w:noHBand="0" w:noVBand="1"/>
-      </w:tblPr>
-      <w:tblGrid>
-        <w:gridCol w:w="3360"/>
-        <w:gridCol w:w="3360"/>
-        <w:gridCol w:w="3360"/>
-      </w:tblGrid>
-      <w:tr>
-        <w:tc>
-          <w:tcPr>
-            <w:tcW w:w="3360" w:type="dxa"/>
-            <w:shd w:val="clear" w:color="auto" w:fill="D9EAF7"/>
-          </w:tcPr>
-          <w:p>
-            <w:pPr>
-              <w:spacing w:after="40"/>
-            </w:pPr>
-            <w:r>
-              <w:rPr>
-                <w:b/>
-              </w:rPr>
-              <w:t>Graph Element</w:t>
-            </w:r>
-          </w:p>
-        </w:tc>
-        <w:tc>
-          <w:tcPr>
-            <w:tcW w:w="3360" w:type="dxa"/>
-            <w:shd w:val="clear" w:color="auto" w:fill="D9EAF7"/>
-          </w:tcPr>
-          <w:p>
-            <w:pPr>
-              <w:spacing w:after="40"/>
-            </w:pPr>
-            <w:r>
-              <w:rPr>
-                <w:b/>
-              </w:rPr>
-              <w:t>Label / Type</w:t>
-            </w:r>
-          </w:p>
-        </w:tc>
-        <w:tc>
-          <w:tcPr>
-            <w:tcW w:w="3360" w:type="dxa"/>
-            <w:shd w:val="clear" w:color="auto" w:fill="D9EAF7"/>
-          </w:tcPr>
-          <w:p>
-            <w:pPr>
-              <w:spacing w:after="40"/>
-            </w:pPr>
-            <w:r>
-              <w:rPr>
-                <w:b/>
-              </w:rPr>
-              <w:t>Properties</w:t>
-            </w:r>
-          </w:p>
-        </w:tc>
-      </w:tr>
-      <w:tr>
-        <w:tc>
-          <w:tcPr>
-            <w:tcW w:w="3360" w:type="dxa"/>
-          </w:tcPr>
-          <w:p>
-            <w:pPr>
-              <w:spacing w:after="40"/>
-            </w:pPr>
-            <w:r>
-              <w:t>Node</w:t>
-            </w:r>
-          </w:p>
-        </w:tc>
-        <w:tc>
-          <w:tcPr>
-            <w:tcW w:w="3360" w:type="dxa"/>
-          </w:tcPr>
-          <w:p>
-            <w:pPr>
-              <w:spacing w:after="40"/>
-            </w:pPr>
-            <w:r>
-              <w:t>User</w:t>
-            </w:r>
-          </w:p>
-        </w:tc>
-        <w:tc>
-          <w:tcPr>
-            <w:tcW w:w="3360" w:type="dxa"/>
-          </w:tcPr>
-          <w:p>
-            <w:pPr>
-              <w:spacing w:after="40"/>
-            </w:pPr>
-            <w:r>
-              <w:t>username, name, email, password, bio</w:t>
-            </w:r>
-          </w:p>
-        </w:tc>
-      </w:tr>
-      <w:tr>
-        <w:tc>
-          <w:tcPr>
-            <w:tcW w:w="3360" w:type="dxa"/>
-          </w:tcPr>
-          <w:p>
-            <w:pPr>
-              <w:spacing w:after="40"/>
-            </w:pPr>
-            <w:r>
-              <w:t>Relationship</w:t>
-            </w:r>
-          </w:p>
-        </w:tc>
-        <w:tc>
-          <w:tcPr>
-            <w:tcW w:w="3360" w:type="dxa"/>
-          </w:tcPr>
-          <w:p>
-            <w:pPr>
-              <w:spacing w:after="40"/>
-            </w:pPr>
-            <w:r>
-              <w:t>FOLLOWS</w:t>
-            </w:r>
-          </w:p>
-        </w:tc>
-        <w:tc>
-          <w:tcPr>
-            <w:tcW w:w="3360" w:type="dxa"/>
-          </w:tcPr>
-          <w:p>
-            <w:pPr>
-              <w:spacing w:after="40"/>
-            </w:pPr>
-            <w:r>
-              <w:t>Directed edge from follower to followee</w:t>
-            </w:r>
-          </w:p>
-        </w:tc>
-      </w:tr>
-    </w:tbl>
+    <w:p>
+      <w:r>
+        <w:rPr>
+          <w:noProof/>
+        </w:rPr>
+        <w:drawing>
+          <wp:inline distT="0" distB="0" distL="0" distR="0" wp14:anchorId="1BA53BDB" wp14:editId="7824E2DD">
+            <wp:extent cx="6400800" cy="2447290"/>
+            <wp:effectExtent l="0" t="0" r="0" b="0"/>
+            <wp:docPr id="1279148847" name="Graphic 1"/>
+            <wp:cNvGraphicFramePr>
+              <a:graphicFrameLocks xmlns:a="http://schemas.openxmlformats.org/drawingml/2006/main" noChangeAspect="1"/>
+            </wp:cNvGraphicFramePr>
+            <a:graphic xmlns:a="http://schemas.openxmlformats.org/drawingml/2006/main">
+              <a:graphicData uri="http://schemas.openxmlformats.org/drawingml/2006/picture">
+                <pic:pic xmlns:pic="http://schemas.openxmlformats.org/drawingml/2006/picture">
+                  <pic:nvPicPr>
+                    <pic:cNvPr id="1279148847" name=""/>
+                    <pic:cNvPicPr/>
+                  </pic:nvPicPr>
+                  <pic:blipFill>
+                    <a:blip r:embed="rId6">
+                      <a:extLst>
+                        <a:ext uri="{96DAC541-7B7A-43D3-8B79-37D633B846F1}">
+                          <asvg:svgBlip xmlns:asvg="http://schemas.microsoft.com/office/drawing/2016/SVG/main" r:embed="rId7"/>
+                        </a:ext>
+                      </a:extLst>
+                    </a:blip>
+                    <a:stretch>
+                      <a:fillRect/>
+                    </a:stretch>
+                  </pic:blipFill>
+                  <pic:spPr>
+                    <a:xfrm>
+                      <a:off x="0" y="0"/>
+                      <a:ext cx="6400800" cy="2447290"/>
+                    </a:xfrm>
+                    <a:prstGeom prst="rect">
+                      <a:avLst/>
+                    </a:prstGeom>
+                  </pic:spPr>
+                </pic:pic>
+              </a:graphicData>
+            </a:graphic>
+          </wp:inline>
+        </w:drawing>
+      </w:r>
+    </w:p>
     <w:p>
       <w:r>
         <w:t>Conceptual model: (:User)-[:FOLLOWS]-&gt;(:User)</w:t>
@@ -604,6 +508,7 @@
     </w:tbl>
     <w:p>
       <w:r>
+        <w:lastRenderedPageBreak/>
         <w:t>The raw data contains user-id pairs representing Facebook friendship connections. The application processes each pair by creating two User nodes if they do not already exist and then creating a FOLLOWS relationship from the first user id to the second user id.</w:t>
       </w:r>
     </w:p>
@@ -650,17 +555,8 @@
     </w:p>
     <w:p>
       <w:pPr>
-        <w:pStyle w:val="Heading1"/>
+        <w:pStyle w:val="Heading2"/>
       </w:pPr>
-      <w:r>
-        <w:lastRenderedPageBreak/>
-        <w:t>Use Case Evidence</w:t>
-      </w:r>
-    </w:p>
-    <w:p>
-      <w:r>
-        <w:t>Replace each placeholder below with a screenshot from the Python console after running the matching use case. Each use case also lists the associated Cypher query used by the application.</w:t>
-      </w:r>
     </w:p>
     <w:p>
       <w:pPr>
@@ -677,13 +573,8 @@
       <w:r>
         <w:t xml:space="preserve"> </w:t>
       </w:r>
-      <w:proofErr w:type="gramStart"/>
       <w:r>
-        <w:t>Associated</w:t>
-      </w:r>
-      <w:proofErr w:type="gramEnd"/>
-      <w:r>
-        <w:t xml:space="preserve"> Cypher query:</w:t>
+        <w:t>Associated Cypher query:</w:t>
       </w:r>
     </w:p>
     <w:p>
@@ -758,7 +649,7 @@
                           </pic:cNvPicPr>
                         </pic:nvPicPr>
                         <pic:blipFill>
-                          <a:blip r:embed="rId6">
+                          <a:blip r:embed="rId8">
                             <a:extLst>
                               <a:ext uri="{28A0092B-C50C-407E-A947-70E740481C1C}">
                                 <a14:useLocalDpi xmlns:a14="http://schemas.microsoft.com/office/drawing/2010/main" val="0"/>
@@ -852,6 +743,7 @@
               <w:rPr>
                 <w:noProof/>
               </w:rPr>
+              <w:lastRenderedPageBreak/>
               <w:drawing>
                 <wp:inline distT="0" distB="0" distL="0" distR="0" wp14:anchorId="3CBCDA96" wp14:editId="394D9245">
                   <wp:extent cx="6400800" cy="2353945"/>
@@ -870,7 +762,7 @@
                           </pic:cNvPicPr>
                         </pic:nvPicPr>
                         <pic:blipFill>
-                          <a:blip r:embed="rId7">
+                          <a:blip r:embed="rId9">
                             <a:extLst>
                               <a:ext uri="{28A0092B-C50C-407E-A947-70E740481C1C}">
                                 <a14:useLocalDpi xmlns:a14="http://schemas.microsoft.com/office/drawing/2010/main" val="0"/>
@@ -931,7 +823,6 @@
     </w:p>
     <w:p>
       <w:r>
-        <w:lastRenderedPageBreak/>
         <w:t>Associated Cypher query:</w:t>
       </w:r>
     </w:p>
@@ -990,7 +881,7 @@
                           </pic:cNvPicPr>
                         </pic:nvPicPr>
                         <pic:blipFill>
-                          <a:blip r:embed="rId8">
+                          <a:blip r:embed="rId10">
                             <a:extLst>
                               <a:ext uri="{28A0092B-C50C-407E-A947-70E740481C1C}">
                                 <a14:useLocalDpi xmlns:a14="http://schemas.microsoft.com/office/drawing/2010/main" val="0"/>
@@ -1097,6 +988,7 @@
               <w:rPr>
                 <w:noProof/>
               </w:rPr>
+              <w:lastRenderedPageBreak/>
               <w:drawing>
                 <wp:inline distT="0" distB="0" distL="0" distR="0" wp14:anchorId="3AA0B0E9" wp14:editId="74039BE7">
                   <wp:extent cx="6400800" cy="3512820"/>
@@ -1115,7 +1007,7 @@
                           </pic:cNvPicPr>
                         </pic:nvPicPr>
                         <pic:blipFill>
-                          <a:blip r:embed="rId9">
+                          <a:blip r:embed="rId11">
                             <a:extLst>
                               <a:ext uri="{28A0092B-C50C-407E-A947-70E740481C1C}">
                                 <a14:useLocalDpi xmlns:a14="http://schemas.microsoft.com/office/drawing/2010/main" val="0"/>
@@ -1156,7 +1048,6 @@
         <w:pStyle w:val="Heading2"/>
       </w:pPr>
       <w:r>
-        <w:lastRenderedPageBreak/>
         <w:t>UC-5: Follow Another User</w:t>
       </w:r>
     </w:p>
@@ -1236,7 +1127,7 @@
                           </pic:cNvPicPr>
                         </pic:nvPicPr>
                         <pic:blipFill>
-                          <a:blip r:embed="rId10">
+                          <a:blip r:embed="rId12">
                             <a:extLst>
                               <a:ext uri="{28A0092B-C50C-407E-A947-70E740481C1C}">
                                 <a14:useLocalDpi xmlns:a14="http://schemas.microsoft.com/office/drawing/2010/main" val="0"/>
@@ -1278,6 +1169,7 @@
         <w:pStyle w:val="Heading2"/>
       </w:pPr>
       <w:r>
+        <w:lastRenderedPageBreak/>
         <w:t>UC-6: Unfollow a User</w:t>
       </w:r>
     </w:p>
@@ -1336,7 +1228,6 @@
               <w:rPr>
                 <w:noProof/>
               </w:rPr>
-              <w:lastRenderedPageBreak/>
               <w:drawing>
                 <wp:inline distT="0" distB="0" distL="0" distR="0" wp14:anchorId="06D73AA9" wp14:editId="2A401D99">
                   <wp:extent cx="6400800" cy="3394075"/>
@@ -1355,7 +1246,7 @@
                           </pic:cNvPicPr>
                         </pic:nvPicPr>
                         <pic:blipFill>
-                          <a:blip r:embed="rId11">
+                          <a:blip r:embed="rId13">
                             <a:extLst>
                               <a:ext uri="{28A0092B-C50C-407E-A947-70E740481C1C}">
                                 <a14:useLocalDpi xmlns:a14="http://schemas.microsoft.com/office/drawing/2010/main" val="0"/>
@@ -1473,7 +1364,7 @@
                           </pic:cNvPicPr>
                         </pic:nvPicPr>
                         <pic:blipFill>
-                          <a:blip r:embed="rId12">
+                          <a:blip r:embed="rId14">
                             <a:extLst>
                               <a:ext uri="{28A0092B-C50C-407E-A947-70E740481C1C}">
                                 <a14:useLocalDpi xmlns:a14="http://schemas.microsoft.com/office/drawing/2010/main" val="0"/>
@@ -1537,105 +1428,7 @@
           <w:rFonts w:ascii="Courier New" w:hAnsi="Courier New"/>
           <w:sz w:val="18"/>
         </w:rPr>
-        <w:t>MATCH (u</w:t>
-      </w:r>
-      <w:proofErr w:type="gramStart"/>
-      <w:r>
-        <w:rPr>
-          <w:rFonts w:ascii="Courier New" w:hAnsi="Courier New"/>
-          <w:sz w:val="18"/>
-        </w:rPr>
-        <w:t>1:User</w:t>
-      </w:r>
-      <w:proofErr w:type="gramEnd"/>
-      <w:r>
-        <w:rPr>
-          <w:rFonts w:ascii="Courier New" w:hAnsi="Courier New"/>
-          <w:sz w:val="18"/>
-        </w:rPr>
-        <w:t xml:space="preserve"> {username: $</w:t>
-      </w:r>
-      <w:proofErr w:type="gramStart"/>
-      <w:r>
-        <w:rPr>
-          <w:rFonts w:ascii="Courier New" w:hAnsi="Courier New"/>
-          <w:sz w:val="18"/>
-        </w:rPr>
-        <w:t>user1})</w:t>
-      </w:r>
-      <w:proofErr w:type="gramEnd"/>
-      <w:r>
-        <w:rPr>
-          <w:rFonts w:ascii="Courier New" w:hAnsi="Courier New"/>
-          <w:sz w:val="18"/>
-        </w:rPr>
-        <w:t>-</w:t>
-      </w:r>
-      <w:proofErr w:type="gramStart"/>
-      <w:r>
-        <w:rPr>
-          <w:rFonts w:ascii="Courier New" w:hAnsi="Courier New"/>
-          <w:sz w:val="18"/>
-        </w:rPr>
-        <w:t>[:FOLLOWS</w:t>
-      </w:r>
-      <w:proofErr w:type="gramEnd"/>
-      <w:r>
-        <w:rPr>
-          <w:rFonts w:ascii="Courier New" w:hAnsi="Courier New"/>
-          <w:sz w:val="18"/>
-        </w:rPr>
-        <w:t>]-&gt;(</w:t>
-      </w:r>
-      <w:proofErr w:type="spellStart"/>
-      <w:proofErr w:type="gramStart"/>
-      <w:r>
-        <w:rPr>
-          <w:rFonts w:ascii="Courier New" w:hAnsi="Courier New"/>
-          <w:sz w:val="18"/>
-        </w:rPr>
-        <w:t>m:User</w:t>
-      </w:r>
-      <w:proofErr w:type="spellEnd"/>
-      <w:proofErr w:type="gramEnd"/>
-      <w:r>
-        <w:rPr>
-          <w:rFonts w:ascii="Courier New" w:hAnsi="Courier New"/>
-          <w:sz w:val="18"/>
-        </w:rPr>
-        <w:t>)&lt;-</w:t>
-      </w:r>
-      <w:proofErr w:type="gramStart"/>
-      <w:r>
-        <w:rPr>
-          <w:rFonts w:ascii="Courier New" w:hAnsi="Courier New"/>
-          <w:sz w:val="18"/>
-        </w:rPr>
-        <w:t>[:FOLLOWS</w:t>
-      </w:r>
-      <w:proofErr w:type="gramEnd"/>
-      <w:r>
-        <w:rPr>
-          <w:rFonts w:ascii="Courier New" w:hAnsi="Courier New"/>
-          <w:sz w:val="18"/>
-        </w:rPr>
-        <w:t>]-(u</w:t>
-      </w:r>
-      <w:proofErr w:type="gramStart"/>
-      <w:r>
-        <w:rPr>
-          <w:rFonts w:ascii="Courier New" w:hAnsi="Courier New"/>
-          <w:sz w:val="18"/>
-        </w:rPr>
-        <w:t>2:User</w:t>
-      </w:r>
-      <w:proofErr w:type="gramEnd"/>
-      <w:r>
-        <w:rPr>
-          <w:rFonts w:ascii="Courier New" w:hAnsi="Courier New"/>
-          <w:sz w:val="18"/>
-        </w:rPr>
-        <w:t xml:space="preserve"> {username: $user2})</w:t>
+        <w:t>MATCH (u1:User {username: $user1})-[:FOLLOWS]-&gt;(m:User)&lt;-[:FOLLOWS]-(u2:User {username: $user2})</w:t>
       </w:r>
       <w:r>
         <w:rPr>
@@ -1643,17 +1436,8 @@
           <w:sz w:val="18"/>
         </w:rPr>
         <w:br/>
-        <w:t xml:space="preserve">RETURN </w:t>
+        <w:t>RETURN m.username</w:t>
       </w:r>
-      <w:proofErr w:type="gramStart"/>
-      <w:r>
-        <w:rPr>
-          <w:rFonts w:ascii="Courier New" w:hAnsi="Courier New"/>
-          <w:sz w:val="18"/>
-        </w:rPr>
-        <w:t>m.username</w:t>
-      </w:r>
-      <w:proofErr w:type="gramEnd"/>
     </w:p>
     <w:tbl>
       <w:tblPr>
@@ -1697,7 +1481,7 @@
                           </pic:cNvPicPr>
                         </pic:nvPicPr>
                         <pic:blipFill>
-                          <a:blip r:embed="rId13">
+                          <a:blip r:embed="rId15">
                             <a:extLst>
                               <a:ext uri="{28A0092B-C50C-407E-A947-70E740481C1C}">
                                 <a14:useLocalDpi xmlns:a14="http://schemas.microsoft.com/office/drawing/2010/main" val="0"/>
@@ -1825,7 +1609,7 @@
                           </pic:cNvPicPr>
                         </pic:nvPicPr>
                         <pic:blipFill>
-                          <a:blip r:embed="rId14">
+                          <a:blip r:embed="rId16">
                             <a:extLst>
                               <a:ext uri="{28A0092B-C50C-407E-A947-70E740481C1C}">
                                 <a14:useLocalDpi xmlns:a14="http://schemas.microsoft.com/office/drawing/2010/main" val="0"/>
@@ -1950,7 +1734,7 @@
                           </pic:cNvPicPr>
                         </pic:nvPicPr>
                         <pic:blipFill>
-                          <a:blip r:embed="rId15">
+                          <a:blip r:embed="rId17">
                             <a:extLst>
                               <a:ext uri="{28A0092B-C50C-407E-A947-70E740481C1C}">
                                 <a14:useLocalDpi xmlns:a14="http://schemas.microsoft.com/office/drawing/2010/main" val="0"/>
@@ -2076,7 +1860,7 @@
                           </pic:cNvPicPr>
                         </pic:nvPicPr>
                         <pic:blipFill>
-                          <a:blip r:embed="rId16">
+                          <a:blip r:embed="rId18">
                             <a:extLst>
                               <a:ext uri="{28A0092B-C50C-407E-A947-70E740481C1C}">
                                 <a14:useLocalDpi xmlns:a14="http://schemas.microsoft.com/office/drawing/2010/main" val="0"/>
@@ -2941,7 +2725,6 @@
   <w:style w:type="character" w:default="1" w:styleId="DefaultParagraphFont">
     <w:name w:val="Default Paragraph Font"/>
     <w:uiPriority w:val="1"/>
-    <w:semiHidden/>
     <w:unhideWhenUsed/>
   </w:style>
   <w:style w:type="table" w:default="1" w:styleId="TableNormal">
